--- a/nckh_chuong3_B/ch3_B_code_colab.docx
+++ b/nckh_chuong3_B/ch3_B_code_colab.docx
@@ -407,6 +407,7 @@
           </w:tcPr>
           <w:p>
             <w:pPr>
+              <w:keepNext/>
               <w:spacing w:line="240" w:lineRule="auto" w:after="40" w:before="40"/>
               <w:ind w:firstLine="0"/>
               <w:jc w:val="left"/>
@@ -426,6 +427,7 @@
           </w:tcPr>
           <w:p>
             <w:pPr>
+              <w:keepNext/>
               <w:spacing w:line="240" w:lineRule="auto" w:after="40" w:before="40"/>
               <w:ind w:firstLine="0"/>
               <w:jc w:val="center"/>
@@ -445,6 +447,7 @@
           </w:tcPr>
           <w:p>
             <w:pPr>
+              <w:keepNext/>
               <w:spacing w:line="240" w:lineRule="auto" w:after="40" w:before="40"/>
               <w:ind w:firstLine="0"/>
               <w:jc w:val="left"/>
@@ -464,6 +467,7 @@
           </w:tcPr>
           <w:p>
             <w:pPr>
+              <w:keepNext/>
               <w:spacing w:line="240" w:lineRule="auto" w:after="40" w:before="40"/>
               <w:ind w:firstLine="0"/>
               <w:jc w:val="left"/>
@@ -481,6 +485,7 @@
     </w:tbl>
     <w:p>
       <w:pPr>
+        <w:keepNext w:val="0"/>
         <w:spacing w:before="40" w:after="200" w:line="240" w:lineRule="auto"/>
       </w:pPr>
       <w:r>
